--- a/docs/Salesforce_Adoption_Dashboard_One_Page_Project_Summary.docx
+++ b/docs/Salesforce_Adoption_Dashboard_One_Page_Project_Summary.docx
@@ -20,9 +20,6 @@
       <w:pPr>
         <w:spacing w:after="80"/>
         <w:jc w:val="center"/>
-        <w:rPr>
-          <w:color w:val="5A5A5A"/>
-        </w:rPr>
       </w:pPr>
       <w:r>
         <w:rPr>
@@ -30,12 +27,12 @@
         </w:rPr>
         <w:t>Portfolio Project One-Page Summary | SQL + Tableau Public | Prepared by Omkar Ambulkar</w:t>
       </w:r>
-    </w:p>
-    <w:p>
-      <w:pPr>
-        <w:spacing w:after="80"/>
-        <w:jc w:val="center"/>
-      </w:pPr>
+      <w:r>
+        <w:rPr>
+          <w:color w:val="5A5A5A"/>
+        </w:rPr>
+        <w:br/>
+      </w:r>
       <w:r>
         <w:rPr>
           <w:color w:val="5A5A5A"/>
@@ -47,7 +44,19 @@
           <w:rPr>
             <w:rStyle w:val="Hyperlink"/>
           </w:rPr>
-          <w:t>Salesforce User Adoption Dashboard</w:t>
+          <w:t>Salesforce User Adoption</w:t>
+        </w:r>
+        <w:r>
+          <w:rPr>
+            <w:rStyle w:val="Hyperlink"/>
+          </w:rPr>
+          <w:t xml:space="preserve"> </w:t>
+        </w:r>
+        <w:r>
+          <w:rPr>
+            <w:rStyle w:val="Hyperlink"/>
+          </w:rPr>
+          <w:t>Dashboard</w:t>
         </w:r>
       </w:hyperlink>
       <w:r>
@@ -55,11 +64,6 @@
           <w:color w:val="5A5A5A"/>
         </w:rPr>
         <w:br/>
-      </w:r>
-      <w:r>
-        <w:rPr>
-          <w:color w:val="5A5A5A"/>
-        </w:rPr>
         <w:t xml:space="preserve">Salesforce Adoption Dashboard Demo Link- </w:t>
       </w:r>
       <w:hyperlink r:id="rId7" w:history="1">
@@ -67,7 +71,19 @@
           <w:rPr>
             <w:rStyle w:val="Hyperlink"/>
           </w:rPr>
-          <w:t>Salesforce Adoption Dashboard Video Demo</w:t>
+          <w:t>Salesforce Adoption</w:t>
+        </w:r>
+        <w:r>
+          <w:rPr>
+            <w:rStyle w:val="Hyperlink"/>
+          </w:rPr>
+          <w:t xml:space="preserve"> </w:t>
+        </w:r>
+        <w:r>
+          <w:rPr>
+            <w:rStyle w:val="Hyperlink"/>
+          </w:rPr>
+          <w:t>Dashboard Video Demo</w:t>
         </w:r>
       </w:hyperlink>
     </w:p>
@@ -362,63 +378,7 @@
               <w:rPr>
                 <w:sz w:val="14"/>
               </w:rPr>
-              <w:t xml:space="preserve">Built </w:t>
-            </w:r>
-            <w:proofErr w:type="spellStart"/>
-            <w:r>
-              <w:rPr>
-                <w:sz w:val="14"/>
-              </w:rPr>
-              <w:t>vw_salesforce_adoption_clean</w:t>
-            </w:r>
-            <w:proofErr w:type="spellEnd"/>
-            <w:r>
-              <w:rPr>
-                <w:sz w:val="14"/>
-              </w:rPr>
-              <w:t xml:space="preserve"> to convert dates and create </w:t>
-            </w:r>
-            <w:proofErr w:type="spellStart"/>
-            <w:r>
-              <w:rPr>
-                <w:sz w:val="14"/>
-              </w:rPr>
-              <w:t>adoption_score</w:t>
-            </w:r>
-            <w:proofErr w:type="spellEnd"/>
-            <w:r>
-              <w:rPr>
-                <w:sz w:val="14"/>
-              </w:rPr>
-              <w:t xml:space="preserve">, </w:t>
-            </w:r>
-            <w:proofErr w:type="spellStart"/>
-            <w:r>
-              <w:rPr>
-                <w:sz w:val="14"/>
-              </w:rPr>
-              <w:t>engagement_category</w:t>
-            </w:r>
-            <w:proofErr w:type="spellEnd"/>
-            <w:r>
-              <w:rPr>
-                <w:sz w:val="14"/>
-              </w:rPr>
-              <w:t xml:space="preserve">, and </w:t>
-            </w:r>
-            <w:proofErr w:type="spellStart"/>
-            <w:r>
-              <w:rPr>
-                <w:sz w:val="14"/>
-              </w:rPr>
-              <w:t>training_flag</w:t>
-            </w:r>
-            <w:proofErr w:type="spellEnd"/>
-            <w:r>
-              <w:rPr>
-                <w:sz w:val="14"/>
-              </w:rPr>
-              <w:t>.</w:t>
+              <w:t>Built vw_salesforce_adoption_clean to convert dates and create adoption_score, engagement_category, and training_flag.</w:t>
             </w:r>
           </w:p>
         </w:tc>
@@ -480,21 +440,7 @@
               <w:rPr>
                 <w:sz w:val="14"/>
               </w:rPr>
-              <w:t xml:space="preserve">Created </w:t>
-            </w:r>
-            <w:proofErr w:type="spellStart"/>
-            <w:r>
-              <w:rPr>
-                <w:sz w:val="14"/>
-              </w:rPr>
-              <w:t>vw_tableau_salesforce_adoption_dashboard</w:t>
-            </w:r>
-            <w:proofErr w:type="spellEnd"/>
-            <w:r>
-              <w:rPr>
-                <w:sz w:val="14"/>
-              </w:rPr>
-              <w:t xml:space="preserve"> and exported a complete 9,994-row CSV for Tableau Public.</w:t>
+              <w:t>Created vw_tableau_salesforce_adoption_dashboard and exported a complete 9,994-row CSV for Tableau Public.</w:t>
             </w:r>
           </w:p>
         </w:tc>
@@ -874,7 +820,7 @@
           <w:color w:val="1F4E79"/>
           <w:sz w:val="20"/>
         </w:rPr>
-        <w:t>Project Summary</w:t>
+        <w:t>Interview positioning</w:t>
       </w:r>
     </w:p>
     <w:p>
@@ -885,13 +831,7 @@
         <w:rPr>
           <w:sz w:val="15"/>
         </w:rPr>
-        <w:t xml:space="preserve">This project demonstrates an end-to-end analyst workflow: requirement framing, SQL-based data preparation, validation, metric design, Tableau visualization, dashboard interactivity, and business storytelling. It also connects strongly with my Bureau Veritas Salesforce deployment/UAT/training </w:t>
-      </w:r>
-      <w:r>
-        <w:rPr>
-          <w:sz w:val="15"/>
-        </w:rPr>
-        <w:t>work experience.</w:t>
+        <w:t>This project demonstrates an end-to-end analyst workflow: requirement framing, SQL-based data preparation, validation, metric design, Tableau visualization, dashboard interactivity, and business storytelling. It also connects strongly with my Bureau Veritas Salesforce deployment/UAT/training background.</w:t>
       </w:r>
     </w:p>
     <w:sectPr>
@@ -1077,31 +1017,31 @@
       </w:rPr>
     </w:lvl>
   </w:abstractNum>
-  <w:num w:numId="1" w16cid:durableId="1734546439">
+  <w:num w:numId="1" w16cid:durableId="1161315499">
     <w:abstractNumId w:val="8"/>
   </w:num>
-  <w:num w:numId="2" w16cid:durableId="1292053519">
+  <w:num w:numId="2" w16cid:durableId="824978500">
     <w:abstractNumId w:val="6"/>
   </w:num>
-  <w:num w:numId="3" w16cid:durableId="550270931">
+  <w:num w:numId="3" w16cid:durableId="1399550315">
     <w:abstractNumId w:val="5"/>
   </w:num>
-  <w:num w:numId="4" w16cid:durableId="1751273083">
+  <w:num w:numId="4" w16cid:durableId="1114593274">
     <w:abstractNumId w:val="4"/>
   </w:num>
-  <w:num w:numId="5" w16cid:durableId="266696161">
+  <w:num w:numId="5" w16cid:durableId="2139377133">
     <w:abstractNumId w:val="7"/>
   </w:num>
-  <w:num w:numId="6" w16cid:durableId="591747008">
+  <w:num w:numId="6" w16cid:durableId="570116711">
     <w:abstractNumId w:val="3"/>
   </w:num>
-  <w:num w:numId="7" w16cid:durableId="1108693849">
+  <w:num w:numId="7" w16cid:durableId="2127308877">
     <w:abstractNumId w:val="2"/>
   </w:num>
-  <w:num w:numId="8" w16cid:durableId="12388344">
+  <w:num w:numId="8" w16cid:durableId="985281840">
     <w:abstractNumId w:val="1"/>
   </w:num>
-  <w:num w:numId="9" w16cid:durableId="1825776359">
+  <w:num w:numId="9" w16cid:durableId="1743066384">
     <w:abstractNumId w:val="0"/>
   </w:num>
 </w:numbering>
@@ -12497,22 +12437,22 @@
     <w:basedOn w:val="DefaultParagraphFont"/>
     <w:uiPriority w:val="99"/>
     <w:unhideWhenUsed/>
-    <w:rsid w:val="003010EE"/>
+    <w:rsid w:val="00077C81"/>
     <w:rPr>
       <w:color w:val="0000FF" w:themeColor="hyperlink"/>
       <w:u w:val="single"/>
     </w:rPr>
   </w:style>
-  <w:style w:type="character" w:styleId="UnresolvedMention">
-    <w:name w:val="Unresolved Mention"/>
+  <w:style w:type="character" w:styleId="FollowedHyperlink">
+    <w:name w:val="FollowedHyperlink"/>
     <w:basedOn w:val="DefaultParagraphFont"/>
     <w:uiPriority w:val="99"/>
     <w:semiHidden/>
     <w:unhideWhenUsed/>
-    <w:rsid w:val="003010EE"/>
+    <w:rsid w:val="00077C81"/>
     <w:rPr>
-      <w:color w:val="605E5C"/>
-      <w:shd w:val="clear" w:color="auto" w:fill="E1DFDD"/>
+      <w:color w:val="800080" w:themeColor="followedHyperlink"/>
+      <w:u w:val="single"/>
     </w:rPr>
   </w:style>
 </w:styles>
